--- a/files/2026_09_20_11_15_ivanov.docx
+++ b/files/2026_09_20_11_15_ivanov.docx
@@ -20,7 +20,13 @@
         <w:rPr>
           <w:lang w:val="ru-RU"/>
         </w:rPr>
-        <w:t xml:space="preserve"> 20.09.2024</w:t>
+        <w:t xml:space="preserve"> 20.09.202</w:t>
+      </w:r>
+      <w:r>
+        <w:rPr>
+          <w:lang w:val="ru-RU"/>
+        </w:rPr>
+        <w:t>6</w:t>
       </w:r>
       <w:r>
         <w:rPr>
@@ -5348,11 +5354,6 @@
     <w:lsdException w:name="Book Title" w:uiPriority="33" w:qFormat="1"/>
     <w:lsdException w:name="Bibliography" w:semiHidden="1" w:uiPriority="37" w:unhideWhenUsed="1"/>
     <w:lsdException w:name="TOC Heading" w:semiHidden="1" w:uiPriority="39" w:unhideWhenUsed="1" w:qFormat="1"/>
-    <w:lsdException w:name="Plain Table 5" w:semiHidden="1" w:unhideWhenUsed="1"/>
-    <w:lsdException w:name="Grid Table Light" w:semiHidden="1" w:unhideWhenUsed="1"/>
-    <w:lsdException w:name="Grid Table 1 Light" w:semiHidden="1" w:unhideWhenUsed="1"/>
-    <w:lsdException w:name="Grid Table 2" w:semiHidden="1" w:unhideWhenUsed="1"/>
-    <w:lsdException w:name="Grid Table 3" w:semiHidden="1" w:unhideWhenUsed="1"/>
     <w:lsdException w:name="Grid Table 4" w:uiPriority="49"/>
     <w:lsdException w:name="Grid Table 5 Dark" w:uiPriority="50"/>
     <w:lsdException w:name="Grid Table 6 Colorful" w:uiPriority="51"/>
@@ -5671,6 +5672,7 @@
   <w:style w:type="character" w:default="1" w:styleId="a2">
     <w:name w:val="Default Paragraph Font"/>
     <w:uiPriority w:val="1"/>
+    <w:semiHidden/>
     <w:unhideWhenUsed/>
   </w:style>
   <w:style w:type="table" w:default="1" w:styleId="a3">
